--- a/data/templates-tagged/early_pregnancy.tagged.docx
+++ b/data/templates-tagged/early_pregnancy.tagged.docx
@@ -123,30 +123,11 @@
       <w:r>
         <w:rPr>
           <w:rFonts w:ascii="Times New Roman" w:hAnsi="Times New Roman" w:cs="Times New Roman"/>
-          <w:b/>
-          <w:sz w:val="24"/>
-          <w:szCs w:val="24"/>
-        </w:rPr>
-        <w:t xml:space="preserve">{label}</w:t>
-      </w:r>
-    </w:p>
-    <w:p>
-      <w:pPr>
-        <w:spacing w:line="360" w:lineRule="auto"/>
-      </w:pPr>
-      <w:r>
-        <w:rPr>
-          <w:rFonts w:ascii="Times New Roman" w:hAnsi="Times New Roman" w:cs="Times New Roman"/>
-          <w:sz w:val="24"/>
-          <w:szCs w:val="24"/>
-        </w:rPr>
-        <w:t xml:space="preserve">{body}</w:t>
-      </w:r>
-    </w:p>
-    <w:p>
-      <w:pPr>
-        <w:spacing w:line="360" w:lineRule="auto"/>
-      </w:pPr>
+          <w:sz w:val="24"/>
+          <w:szCs w:val="24"/>
+        </w:rPr>
+        <w:t xml:space="preserve">{#label}{label}  :  {/label}{body}</w:t>
+      </w:r>
     </w:p>
     <w:p>
       <w:pPr>

--- a/data/templates-tagged/early_pregnancy.tagged.docx
+++ b/data/templates-tagged/early_pregnancy.tagged.docx
@@ -113,7 +113,7 @@
           <w:sz w:val="24"/>
           <w:szCs w:val="24"/>
         </w:rPr>
-        <w:t xml:space="preserve">{#sections}</w:t>
+        <w:t xml:space="preserve">{#body}</w:t>
       </w:r>
     </w:p>
     <w:p>
@@ -126,7 +126,7 @@
           <w:sz w:val="24"/>
           <w:szCs w:val="24"/>
         </w:rPr>
-        <w:t xml:space="preserve">{#label}{label}  :  {/label}{body}</w:t>
+        <w:t xml:space="preserve">{.}</w:t>
       </w:r>
     </w:p>
     <w:p>
@@ -139,66 +139,8 @@
           <w:sz w:val="24"/>
           <w:szCs w:val="24"/>
         </w:rPr>
-        <w:t xml:space="preserve">{/sections}</w:t>
-      </w:r>
-    </w:p>
-    <w:p>
-      <w:pPr>
-        <w:spacing w:line="360" w:lineRule="auto"/>
-      </w:pPr>
-      <w:r>
-        <w:rPr>
-          <w:rFonts w:ascii="Times New Roman" w:hAnsi="Times New Roman" w:cs="Times New Roman"/>
-          <w:b/>
-          <w:sz w:val="24"/>
-          <w:szCs w:val="24"/>
-        </w:rPr>
-        <w:t xml:space="preserve">IMPRESSION:</w:t>
-      </w:r>
-    </w:p>
-    <w:p>
-      <w:pPr>
-        <w:spacing w:line="360" w:lineRule="auto"/>
-      </w:pPr>
-      <w:r>
-        <w:rPr>
-          <w:rFonts w:ascii="Times New Roman" w:hAnsi="Times New Roman" w:cs="Times New Roman"/>
-          <w:sz w:val="24"/>
-          <w:szCs w:val="24"/>
-        </w:rPr>
-        <w:t xml:space="preserve">{#impression}</w:t>
-      </w:r>
-    </w:p>
-    <w:p>
-      <w:pPr>
-        <w:spacing w:line="360" w:lineRule="auto"/>
-      </w:pPr>
-      <w:r>
-        <w:rPr>
-          <w:rFonts w:ascii="Times New Roman" w:hAnsi="Times New Roman" w:cs="Times New Roman"/>
-          <w:sz w:val="24"/>
-          <w:szCs w:val="24"/>
-        </w:rPr>
-        <w:t xml:space="preserve">- {.}</w:t>
-      </w:r>
-    </w:p>
-    <w:p>
-      <w:pPr>
-        <w:spacing w:line="360" w:lineRule="auto"/>
-      </w:pPr>
-      <w:r>
-        <w:rPr>
-          <w:rFonts w:ascii="Times New Roman" w:hAnsi="Times New Roman" w:cs="Times New Roman"/>
-          <w:sz w:val="24"/>
-          <w:szCs w:val="24"/>
-        </w:rPr>
-        <w:t xml:space="preserve">{/impression}</w:t>
-      </w:r>
-    </w:p>
-    <w:p>
-      <w:pPr>
-        <w:spacing w:line="360" w:lineRule="auto"/>
-      </w:pPr>
+        <w:t xml:space="preserve">{/body}</w:t>
+      </w:r>
     </w:p>
     <w:p>
       <w:pPr>
